--- a/Docs/新分頁/資金與風險管理/capital_and_risk_management.docx
+++ b/Docs/新分頁/資金與風險管理/capital_and_risk_management.docx
@@ -2,13 +2,18 @@
 <file path=word/document.xml><?xml version="1.0" encoding="utf-8"?>
 <w:document xmlns:wpc="http://schemas.microsoft.com/office/word/2010/wordprocessingCanvas" xmlns:cx="http://schemas.microsoft.com/office/drawing/2014/chartex" xmlns:cx1="http://schemas.microsoft.com/office/drawing/2015/9/8/chartex" xmlns:cx2="http://schemas.microsoft.com/office/drawing/2015/10/21/chartex" xmlns:cx3="http://schemas.microsoft.com/office/drawing/2016/5/9/chartex" xmlns:cx4="http://schemas.microsoft.com/office/drawing/2016/5/10/chartex" xmlns:cx5="http://schemas.microsoft.com/office/drawing/2016/5/11/chartex" xmlns:cx6="http://schemas.microsoft.com/office/drawing/2016/5/12/chartex" xmlns:cx7="http://schemas.microsoft.com/office/drawing/2016/5/13/chartex" xmlns:cx8="http://schemas.microsoft.com/office/drawing/2016/5/14/chartex" xmlns:mc="http://schemas.openxmlformats.org/markup-compatibility/2006" xmlns:aink="http://schemas.microsoft.com/office/drawing/2016/ink" xmlns:am3d="http://schemas.microsoft.com/office/drawing/2017/model3d" xmlns:o="urn:schemas-microsoft-com:office:office" xmlns:r="http://schemas.openxmlformats.org/officeDocument/2006/relationships" xmlns:m="http://schemas.openxmlformats.org/officeDocument/2006/math" xmlns:v="urn:schemas-microsoft-com:vml" xmlns:wp14="http://schemas.microsoft.com/office/word/2010/wordprocessingDrawing" xmlns:wp="http://schemas.openxmlformats.org/drawingml/2006/wordprocessingDrawing" xmlns:w10="urn:schemas-microsoft-com:office:word" xmlns:w="http://schemas.openxmlformats.org/wordprocessingml/2006/main" xmlns:w14="http://schemas.microsoft.com/office/word/2010/wordml" xmlns:w15="http://schemas.microsoft.com/office/word/2012/wordml" xmlns:w16cid="http://schemas.microsoft.com/office/word/2016/wordml/cid" xmlns:w16se="http://schemas.microsoft.com/office/word/2015/wordml/symex" xmlns:wpg="http://schemas.microsoft.com/office/word/2010/wordprocessingGroup" xmlns:wpi="http://schemas.microsoft.com/office/word/2010/wordprocessingInk" xmlns:wne="http://schemas.microsoft.com/office/word/2006/wordml" xmlns:wps="http://schemas.microsoft.com/office/word/2010/wordprocessingShape" mc:Ignorable="w14 w15 w16se w16cid wp14">
   <w:body>
-    <w:p/>
     <w:p>
-      <w:r>
-        <w:rPr>
-          <w:rFonts w:hint="eastAsia"/>
-        </w:rPr>
-        <w:t>說明：</w:t>
+      <w:pPr>
+        <w:rPr>
+          <w:rFonts w:hint="eastAsia"/>
+        </w:rPr>
+      </w:pPr>
+      <w:bookmarkStart w:id="0" w:name="_GoBack"/>
+      <w:r>
+        <w:rPr>
+          <w:rFonts w:hint="eastAsia"/>
+        </w:rPr>
+        <w:t>【設定】</w:t>
       </w:r>
     </w:p>
     <w:p>
@@ -16,112 +21,13 @@
         <w:rPr>
           <w:rFonts w:hint="eastAsia"/>
         </w:rPr>
-        <w:t>持股</w:t>
-      </w:r>
-      <w:r>
-        <w:rPr>
-          <w:rFonts w:hint="eastAsia"/>
-        </w:rPr>
-        <w:t>：</w:t>
-      </w:r>
-      <w:r>
-        <w:rPr>
-          <w:rFonts w:hint="eastAsia"/>
-        </w:rPr>
-        <w:t>ticker</w:t>
-      </w:r>
-      <w:r>
-        <w:rPr>
-          <w:rFonts w:hint="eastAsia"/>
-        </w:rPr>
-        <w:tab/>
-      </w:r>
-      <w:r>
-        <w:rPr>
-          <w:rFonts w:hint="eastAsia"/>
-        </w:rPr>
-        <w:t>(</w:t>
-      </w:r>
-      <w:r>
-        <w:t>input</w:t>
-      </w:r>
-      <w:r>
-        <w:rPr>
-          <w:rFonts w:hint="eastAsia"/>
-        </w:rPr>
-        <w:t>)</w:t>
-      </w:r>
-    </w:p>
-    <w:p>
-      <w:proofErr w:type="gramStart"/>
-      <w:r>
-        <w:rPr>
-          <w:rFonts w:hint="eastAsia"/>
-        </w:rPr>
-        <w:t>買入均價</w:t>
-      </w:r>
-      <w:proofErr w:type="gramEnd"/>
-      <w:r>
-        <w:rPr>
-          <w:rFonts w:hint="eastAsia"/>
-        </w:rPr>
-        <w:t>：預計進場價格</w:t>
-      </w:r>
-      <w:r>
-        <w:rPr>
-          <w:rFonts w:hint="eastAsia"/>
-        </w:rPr>
-        <w:tab/>
-      </w:r>
-      <w:r>
-        <w:rPr>
-          <w:rFonts w:hint="eastAsia"/>
-        </w:rPr>
-        <w:t>(</w:t>
-      </w:r>
-      <w:r>
-        <w:t>input</w:t>
-      </w:r>
-      <w:r>
-        <w:rPr>
-          <w:rFonts w:hint="eastAsia"/>
-        </w:rPr>
-        <w:t>)</w:t>
-      </w:r>
-    </w:p>
-    <w:p>
-      <w:r>
-        <w:rPr>
-          <w:rFonts w:hint="eastAsia"/>
-        </w:rPr>
-        <w:t>預計倉位比例</w:t>
-      </w:r>
-      <w:r>
-        <w:rPr>
-          <w:rFonts w:hint="eastAsia"/>
-        </w:rPr>
-        <w:t>：預計購買倉位的初始資金占比</w:t>
-      </w:r>
-      <w:r>
-        <w:rPr>
-          <w:rFonts w:hint="eastAsia"/>
-        </w:rPr>
-        <w:tab/>
-      </w:r>
-      <w:r>
-        <w:rPr>
-          <w:rFonts w:hint="eastAsia"/>
-        </w:rPr>
-        <w:t>(</w:t>
-      </w:r>
-      <w:r>
-        <w:t>input</w:t>
-      </w:r>
-      <w:r>
-        <w:rPr>
-          <w:rFonts w:hint="eastAsia"/>
-        </w:rPr>
-        <w:t>)</w:t>
+        <w:t>初始資金</w:t>
+      </w:r>
+      <w:r>
+        <w:rPr>
+          <w:rFonts w:hint="eastAsia"/>
+        </w:rPr>
+        <w:t>($)</w:t>
       </w:r>
     </w:p>
     <w:p>
@@ -134,40 +40,40 @@
         <w:rPr>
           <w:rFonts w:hint="eastAsia"/>
         </w:rPr>
-        <w:t>停損價位</w:t>
-      </w:r>
-      <w:r>
-        <w:rPr>
-          <w:rFonts w:hint="eastAsia"/>
-        </w:rPr>
-        <w:t>1</w:t>
-      </w:r>
-      <w:r>
-        <w:rPr>
-          <w:rFonts w:hint="eastAsia"/>
-        </w:rPr>
-        <w:t xml:space="preserve"> </w:t>
-      </w:r>
-      <w:r>
-        <w:rPr>
-          <w:rFonts w:hint="eastAsia"/>
-        </w:rPr>
-        <w:t>：停損價位設定</w:t>
-      </w:r>
-      <w:r>
-        <w:rPr>
-          <w:rFonts w:hint="eastAsia"/>
-        </w:rPr>
-        <w:t>(</w:t>
-      </w:r>
-      <w:r>
-        <w:t>input</w:t>
-      </w:r>
-      <w:r>
-        <w:rPr>
-          <w:rFonts w:hint="eastAsia"/>
-        </w:rPr>
-        <w:t>)</w:t>
+        <w:t>單筆停損</w:t>
+      </w:r>
+      <w:r>
+        <w:rPr>
+          <w:rFonts w:hint="eastAsia"/>
+        </w:rPr>
+        <w:t>%</w:t>
+      </w:r>
+      <w:r>
+        <w:rPr>
+          <w:rFonts w:hint="eastAsia"/>
+        </w:rPr>
+        <w:t>數</w:t>
+      </w:r>
+    </w:p>
+    <w:p/>
+    <w:p>
+      <w:r>
+        <w:rPr>
+          <w:rFonts w:hint="eastAsia"/>
+        </w:rPr>
+        <w:t>單筆停損</w:t>
+      </w:r>
+      <w:r>
+        <w:rPr>
+          <w:rFonts w:hint="eastAsia"/>
+        </w:rPr>
+        <w:t>%</w:t>
+      </w:r>
+      <w:r>
+        <w:rPr>
+          <w:rFonts w:hint="eastAsia"/>
+        </w:rPr>
+        <w:t>數</w:t>
       </w:r>
     </w:p>
     <w:p>
@@ -175,40 +81,7 @@
         <w:rPr>
           <w:rFonts w:hint="eastAsia"/>
         </w:rPr>
-        <w:t>停損價位</w:t>
-      </w:r>
-      <w:r>
-        <w:rPr>
-          <w:rFonts w:hint="eastAsia"/>
-        </w:rPr>
-        <w:t>2</w:t>
-      </w:r>
-      <w:r>
-        <w:rPr>
-          <w:rFonts w:hint="eastAsia"/>
-        </w:rPr>
-        <w:t xml:space="preserve"> </w:t>
-      </w:r>
-      <w:r>
-        <w:rPr>
-          <w:rFonts w:hint="eastAsia"/>
-        </w:rPr>
-        <w:t>：停損價位設定</w:t>
-      </w:r>
-      <w:r>
-        <w:rPr>
-          <w:rFonts w:hint="eastAsia"/>
-        </w:rPr>
-        <w:t>(</w:t>
-      </w:r>
-      <w:r>
-        <w:t>input</w:t>
-      </w:r>
-      <w:r>
-        <w:rPr>
-          <w:rFonts w:hint="eastAsia"/>
-        </w:rPr>
-        <w:t>)</w:t>
+        <w:t>說明：</w:t>
       </w:r>
     </w:p>
     <w:p>
@@ -216,19 +89,31 @@
         <w:rPr>
           <w:rFonts w:hint="eastAsia"/>
         </w:rPr>
-        <w:t>平均停損</w:t>
-      </w:r>
-      <w:r>
-        <w:rPr>
-          <w:rFonts w:hint="eastAsia"/>
-        </w:rPr>
-        <w:t>%</w:t>
-      </w:r>
-      <w:r>
-        <w:rPr>
-          <w:rFonts w:hint="eastAsia"/>
-        </w:rPr>
-        <w:t>數</w:t>
+        <w:t>【</w:t>
+      </w:r>
+      <w:r>
+        <w:rPr>
+          <w:rFonts w:hint="eastAsia"/>
+        </w:rPr>
+        <w:t>持股</w:t>
+      </w:r>
+      <w:r>
+        <w:rPr>
+          <w:rFonts w:hint="eastAsia"/>
+        </w:rPr>
+        <w:t>】</w:t>
+      </w:r>
+      <w:r>
+        <w:rPr>
+          <w:rFonts w:hint="eastAsia"/>
+        </w:rPr>
+        <w:t>：</w:t>
+      </w:r>
+      <w:r>
+        <w:rPr>
+          <w:rFonts w:hint="eastAsia"/>
+        </w:rPr>
+        <w:t>ticker</w:t>
       </w:r>
       <w:r>
         <w:rPr>
@@ -240,61 +125,10 @@
         <w:rPr>
           <w:rFonts w:hint="eastAsia"/>
         </w:rPr>
-        <w:t xml:space="preserve"> </w:t>
-      </w:r>
-      <w:r>
-        <w:rPr>
-          <w:rFonts w:hint="eastAsia"/>
-        </w:rPr>
-        <w:t>：根據</w:t>
-      </w:r>
-      <w:r>
-        <w:rPr>
-          <w:rFonts w:hint="eastAsia"/>
-        </w:rPr>
-        <w:t>停損價位</w:t>
-      </w:r>
-      <w:r>
-        <w:rPr>
-          <w:rFonts w:hint="eastAsia"/>
-        </w:rPr>
-        <w:t>1</w:t>
-      </w:r>
-      <w:r>
-        <w:rPr>
-          <w:rFonts w:hint="eastAsia"/>
-        </w:rPr>
-        <w:t>、</w:t>
-      </w:r>
-      <w:r>
-        <w:rPr>
-          <w:rFonts w:hint="eastAsia"/>
-        </w:rPr>
-        <w:t>停損價位</w:t>
-      </w:r>
-      <w:r>
-        <w:rPr>
-          <w:rFonts w:hint="eastAsia"/>
-        </w:rPr>
-        <w:t>2</w:t>
-      </w:r>
-      <w:r>
-        <w:rPr>
-          <w:rFonts w:hint="eastAsia"/>
-        </w:rPr>
-        <w:t>的計算的平均停損</w:t>
-      </w:r>
-      <w:r>
-        <w:rPr>
-          <w:rFonts w:hint="eastAsia"/>
-        </w:rPr>
         <w:t>(</w:t>
       </w:r>
       <w:r>
-        <w:rPr>
-          <w:rFonts w:hint="eastAsia"/>
-        </w:rPr>
-        <w:t>假設各出場一半</w:t>
+        <w:t>input</w:t>
       </w:r>
       <w:r>
         <w:rPr>
@@ -308,45 +142,25 @@
         <w:rPr>
           <w:rFonts w:hint="eastAsia"/>
         </w:rPr>
-        <w:t>控制</w:t>
-      </w:r>
-      <w:proofErr w:type="gramStart"/>
-      <w:r>
-        <w:rPr>
-          <w:rFonts w:hint="eastAsia"/>
-        </w:rPr>
-        <w:t>停損後購買</w:t>
-      </w:r>
-      <w:proofErr w:type="gramEnd"/>
-      <w:r>
-        <w:rPr>
-          <w:rFonts w:hint="eastAsia"/>
-        </w:rPr>
-        <w:t>股數</w:t>
-      </w:r>
-      <w:r>
-        <w:rPr>
-          <w:rFonts w:hint="eastAsia"/>
-        </w:rPr>
-        <w:t>：根據</w:t>
-      </w:r>
-      <w:r>
-        <w:rPr>
-          <w:rFonts w:hint="eastAsia"/>
-        </w:rPr>
-        <w:t>平均停損</w:t>
-      </w:r>
-      <w:r>
-        <w:rPr>
-          <w:rFonts w:hint="eastAsia"/>
-        </w:rPr>
-        <w:t>%</w:t>
-      </w:r>
-      <w:r>
-        <w:rPr>
-          <w:rFonts w:hint="eastAsia"/>
-        </w:rPr>
-        <w:t>數</w:t>
+        <w:t>【</w:t>
+      </w:r>
+      <w:r>
+        <w:rPr>
+          <w:rFonts w:hint="eastAsia"/>
+        </w:rPr>
+        <w:t>買入均價</w:t>
+      </w:r>
+      <w:r>
+        <w:rPr>
+          <w:rFonts w:hint="eastAsia"/>
+        </w:rPr>
+        <w:t>】</w:t>
+      </w:r>
+      <w:r>
+        <w:rPr>
+          <w:rFonts w:hint="eastAsia"/>
+        </w:rPr>
+        <w:t>：預計進場價格</w:t>
       </w:r>
       <w:r>
         <w:rPr>
@@ -358,39 +172,16 @@
         <w:rPr>
           <w:rFonts w:hint="eastAsia"/>
         </w:rPr>
-        <w:t>和設定的單筆停損</w:t>
-      </w:r>
-      <w:r>
-        <w:rPr>
-          <w:rFonts w:hint="eastAsia"/>
-        </w:rPr>
-        <w:t>%</w:t>
-      </w:r>
-      <w:r>
-        <w:rPr>
-          <w:rFonts w:hint="eastAsia"/>
-        </w:rPr>
-        <w:t>數來決定實際購買倉位大小後，除以</w:t>
-      </w:r>
-      <w:proofErr w:type="gramStart"/>
-      <w:r>
-        <w:rPr>
-          <w:rFonts w:hint="eastAsia"/>
-        </w:rPr>
-        <w:t>買入均價</w:t>
-      </w:r>
-      <w:r>
-        <w:rPr>
-          <w:rFonts w:hint="eastAsia"/>
-        </w:rPr>
-        <w:t>得到</w:t>
-      </w:r>
-      <w:proofErr w:type="gramEnd"/>
-      <w:r>
-        <w:rPr>
-          <w:rFonts w:hint="eastAsia"/>
-        </w:rPr>
-        <w:t>購買股數</w:t>
+        <w:t>(</w:t>
+      </w:r>
+      <w:r>
+        <w:t>input</w:t>
+      </w:r>
+      <w:r>
+        <w:rPr>
+          <w:rFonts w:hint="eastAsia"/>
+        </w:rPr>
+        <w:t>)</w:t>
       </w:r>
     </w:p>
     <w:p>
@@ -398,59 +189,46 @@
         <w:rPr>
           <w:rFonts w:hint="eastAsia"/>
         </w:rPr>
-        <w:t>控制</w:t>
-      </w:r>
-      <w:proofErr w:type="gramStart"/>
-      <w:r>
-        <w:rPr>
-          <w:rFonts w:hint="eastAsia"/>
-        </w:rPr>
-        <w:t>風險後倉位</w:t>
-      </w:r>
-      <w:proofErr w:type="gramEnd"/>
-      <w:r>
-        <w:rPr>
-          <w:rFonts w:hint="eastAsia"/>
-        </w:rPr>
-        <w:t>比例</w:t>
-      </w:r>
-      <w:r>
-        <w:rPr>
-          <w:rFonts w:hint="eastAsia"/>
-        </w:rPr>
-        <w:t>：實際</w:t>
-      </w:r>
-      <w:r>
-        <w:rPr>
-          <w:rFonts w:hint="eastAsia"/>
-        </w:rPr>
-        <w:t>購買</w:t>
-      </w:r>
-      <w:r>
-        <w:rPr>
-          <w:rFonts w:hint="eastAsia"/>
-        </w:rPr>
-        <w:t>倉</w:t>
-      </w:r>
-      <w:proofErr w:type="gramStart"/>
-      <w:r>
-        <w:rPr>
-          <w:rFonts w:hint="eastAsia"/>
-        </w:rPr>
-        <w:t>位占初</w:t>
-      </w:r>
-      <w:proofErr w:type="gramEnd"/>
-      <w:r>
-        <w:rPr>
-          <w:rFonts w:hint="eastAsia"/>
-        </w:rPr>
-        <w:t>始資金占比</w:t>
-      </w:r>
-      <w:r>
-        <w:rPr>
-          <w:rFonts w:hint="eastAsia"/>
-        </w:rPr>
-        <w:t>，加總為資金使用率</w:t>
+        <w:t>【</w:t>
+      </w:r>
+      <w:r>
+        <w:rPr>
+          <w:rFonts w:hint="eastAsia"/>
+        </w:rPr>
+        <w:t>預計倉位比例</w:t>
+      </w:r>
+      <w:r>
+        <w:rPr>
+          <w:rFonts w:hint="eastAsia"/>
+        </w:rPr>
+        <w:t>】</w:t>
+      </w:r>
+      <w:r>
+        <w:rPr>
+          <w:rFonts w:hint="eastAsia"/>
+        </w:rPr>
+        <w:t>：預計購買倉位的初始資金占比</w:t>
+      </w:r>
+      <w:r>
+        <w:rPr>
+          <w:rFonts w:hint="eastAsia"/>
+        </w:rPr>
+        <w:tab/>
+      </w:r>
+      <w:r>
+        <w:rPr>
+          <w:rFonts w:hint="eastAsia"/>
+        </w:rPr>
+        <w:t>(</w:t>
+      </w:r>
+      <w:r>
+        <w:t>input</w:t>
+      </w:r>
+      <w:r>
+        <w:rPr>
+          <w:rFonts w:hint="eastAsia"/>
+        </w:rPr>
+        <w:t>)</w:t>
       </w:r>
     </w:p>
     <w:p>
@@ -458,7 +236,13 @@
         <w:rPr>
           <w:rFonts w:hint="eastAsia"/>
         </w:rPr>
-        <w:t>平倉出場價位</w:t>
+        <w:t>【</w:t>
+      </w:r>
+      <w:r>
+        <w:rPr>
+          <w:rFonts w:hint="eastAsia"/>
+        </w:rPr>
+        <w:t>停損價位</w:t>
       </w:r>
       <w:r>
         <w:rPr>
@@ -470,27 +254,19 @@
         <w:rPr>
           <w:rFonts w:hint="eastAsia"/>
         </w:rPr>
-        <w:tab/>
-      </w:r>
-      <w:r>
-        <w:rPr>
-          <w:rFonts w:hint="eastAsia"/>
-        </w:rPr>
-        <w:t>：實際停</w:t>
-      </w:r>
-      <w:proofErr w:type="gramStart"/>
-      <w:r>
-        <w:rPr>
-          <w:rFonts w:hint="eastAsia"/>
-        </w:rPr>
-        <w:t>損停利</w:t>
-      </w:r>
-      <w:proofErr w:type="gramEnd"/>
-      <w:r>
-        <w:rPr>
-          <w:rFonts w:hint="eastAsia"/>
-        </w:rPr>
-        <w:t>價位</w:t>
+        <w:t xml:space="preserve"> </w:t>
+      </w:r>
+      <w:r>
+        <w:rPr>
+          <w:rFonts w:hint="eastAsia"/>
+        </w:rPr>
+        <w:t>】</w:t>
+      </w:r>
+      <w:r>
+        <w:rPr>
+          <w:rFonts w:hint="eastAsia"/>
+        </w:rPr>
+        <w:t>：停損價位設定</w:t>
       </w:r>
       <w:r>
         <w:rPr>
@@ -513,7 +289,13 @@
         <w:rPr>
           <w:rFonts w:hint="eastAsia"/>
         </w:rPr>
-        <w:t>平倉出場價位</w:t>
+        <w:t>【</w:t>
+      </w:r>
+      <w:r>
+        <w:rPr>
+          <w:rFonts w:hint="eastAsia"/>
+        </w:rPr>
+        <w:t>停損價位</w:t>
       </w:r>
       <w:r>
         <w:rPr>
@@ -525,33 +307,19 @@
         <w:rPr>
           <w:rFonts w:hint="eastAsia"/>
         </w:rPr>
-        <w:tab/>
-      </w:r>
-      <w:r>
-        <w:rPr>
-          <w:rFonts w:hint="eastAsia"/>
-        </w:rPr>
-        <w:t>：</w:t>
-      </w:r>
-      <w:r>
-        <w:rPr>
-          <w:rFonts w:hint="eastAsia"/>
-        </w:rPr>
-        <w:t>實際停</w:t>
-      </w:r>
-      <w:proofErr w:type="gramStart"/>
-      <w:r>
-        <w:rPr>
-          <w:rFonts w:hint="eastAsia"/>
-        </w:rPr>
-        <w:t>損停利</w:t>
-      </w:r>
-      <w:proofErr w:type="gramEnd"/>
-      <w:r>
-        <w:rPr>
-          <w:rFonts w:hint="eastAsia"/>
-        </w:rPr>
-        <w:t>價位</w:t>
+        <w:t xml:space="preserve"> </w:t>
+      </w:r>
+      <w:r>
+        <w:rPr>
+          <w:rFonts w:hint="eastAsia"/>
+        </w:rPr>
+        <w:t>】</w:t>
+      </w:r>
+      <w:r>
+        <w:rPr>
+          <w:rFonts w:hint="eastAsia"/>
+        </w:rPr>
+        <w:t>：停損價位設定</w:t>
       </w:r>
       <w:r>
         <w:rPr>
@@ -574,7 +342,13 @@
         <w:rPr>
           <w:rFonts w:hint="eastAsia"/>
         </w:rPr>
-        <w:t>平倉出場</w:t>
+        <w:t>【</w:t>
+      </w:r>
+      <w:r>
+        <w:rPr>
+          <w:rFonts w:hint="eastAsia"/>
+        </w:rPr>
+        <w:t>停損價位</w:t>
       </w:r>
       <w:r>
         <w:rPr>
@@ -586,39 +360,28 @@
         <w:rPr>
           <w:rFonts w:hint="eastAsia"/>
         </w:rPr>
+        <w:t xml:space="preserve"> </w:t>
+      </w:r>
+      <w:r>
+        <w:rPr>
+          <w:rFonts w:hint="eastAsia"/>
+        </w:rPr>
         <w:t>倉位</w:t>
       </w:r>
       <w:r>
         <w:rPr>
           <w:rFonts w:hint="eastAsia"/>
         </w:rPr>
-        <w:tab/>
-      </w:r>
-      <w:r>
-        <w:rPr>
-          <w:rFonts w:hint="eastAsia"/>
-        </w:rPr>
-        <w:t>：</w:t>
-      </w:r>
-      <w:r>
-        <w:rPr>
-          <w:rFonts w:hint="eastAsia"/>
-        </w:rPr>
-        <w:t>實際停</w:t>
-      </w:r>
-      <w:proofErr w:type="gramStart"/>
-      <w:r>
-        <w:rPr>
-          <w:rFonts w:hint="eastAsia"/>
-        </w:rPr>
-        <w:t>損停利</w:t>
-      </w:r>
-      <w:proofErr w:type="gramEnd"/>
-      <w:r>
-        <w:rPr>
-          <w:rFonts w:hint="eastAsia"/>
-        </w:rPr>
-        <w:t>價位</w:t>
+        <w:t>(</w:t>
+      </w:r>
+      <w:r>
+        <w:t>%)</w:t>
+      </w:r>
+      <w:r>
+        <w:rPr>
+          <w:rFonts w:hint="eastAsia"/>
+        </w:rPr>
+        <w:t>】停損價位</w:t>
       </w:r>
       <w:r>
         <w:rPr>
@@ -630,12 +393,6 @@
         <w:rPr>
           <w:rFonts w:hint="eastAsia"/>
         </w:rPr>
-        <w:t>出場</w:t>
-      </w:r>
-      <w:r>
-        <w:rPr>
-          <w:rFonts w:hint="eastAsia"/>
-        </w:rPr>
         <w:t>倉位</w:t>
       </w:r>
       <w:proofErr w:type="gramStart"/>
@@ -667,153 +424,6 @@
         </w:rPr>
         <w:t>)</w:t>
       </w:r>
-    </w:p>
-    <w:p>
-      <w:r>
-        <w:rPr>
-          <w:rFonts w:hint="eastAsia"/>
-        </w:rPr>
-        <w:t>平倉出場</w:t>
-      </w:r>
-      <w:r>
-        <w:rPr>
-          <w:rFonts w:hint="eastAsia"/>
-        </w:rPr>
-        <w:t>2</w:t>
-      </w:r>
-      <w:r>
-        <w:rPr>
-          <w:rFonts w:hint="eastAsia"/>
-        </w:rPr>
-        <w:t>倉位</w:t>
-      </w:r>
-      <w:r>
-        <w:rPr>
-          <w:rFonts w:hint="eastAsia"/>
-        </w:rPr>
-        <w:tab/>
-      </w:r>
-      <w:r>
-        <w:rPr>
-          <w:rFonts w:hint="eastAsia"/>
-        </w:rPr>
-        <w:t>：</w:t>
-      </w:r>
-      <w:r>
-        <w:rPr>
-          <w:rFonts w:hint="eastAsia"/>
-        </w:rPr>
-        <w:t>實際停</w:t>
-      </w:r>
-      <w:proofErr w:type="gramStart"/>
-      <w:r>
-        <w:rPr>
-          <w:rFonts w:hint="eastAsia"/>
-        </w:rPr>
-        <w:t>損停利</w:t>
-      </w:r>
-      <w:proofErr w:type="gramEnd"/>
-      <w:r>
-        <w:rPr>
-          <w:rFonts w:hint="eastAsia"/>
-        </w:rPr>
-        <w:t>價位</w:t>
-      </w:r>
-      <w:r>
-        <w:t>2</w:t>
-      </w:r>
-      <w:r>
-        <w:rPr>
-          <w:rFonts w:hint="eastAsia"/>
-        </w:rPr>
-        <w:t>出場倉位</w:t>
-      </w:r>
-      <w:proofErr w:type="gramStart"/>
-      <w:r>
-        <w:rPr>
-          <w:rFonts w:hint="eastAsia"/>
-        </w:rPr>
-        <w:t>佔</w:t>
-      </w:r>
-      <w:proofErr w:type="gramEnd"/>
-      <w:r>
-        <w:rPr>
-          <w:rFonts w:hint="eastAsia"/>
-        </w:rPr>
-        <w:t>比</w:t>
-      </w:r>
-    </w:p>
-    <w:p>
-      <w:r>
-        <w:rPr>
-          <w:rFonts w:hint="eastAsia"/>
-        </w:rPr>
-        <w:t>單筆實際平均損益</w:t>
-      </w:r>
-      <w:r>
-        <w:rPr>
-          <w:rFonts w:hint="eastAsia"/>
-        </w:rPr>
-        <w:t>%</w:t>
-      </w:r>
-      <w:r>
-        <w:rPr>
-          <w:rFonts w:hint="eastAsia"/>
-        </w:rPr>
-        <w:t>數</w:t>
-      </w:r>
-      <w:r>
-        <w:rPr>
-          <w:rFonts w:hint="eastAsia"/>
-        </w:rPr>
-        <w:tab/>
-      </w:r>
-      <w:r>
-        <w:rPr>
-          <w:rFonts w:hint="eastAsia"/>
-        </w:rPr>
-        <w:t>：依照前面</w:t>
-      </w:r>
-      <w:r>
-        <w:rPr>
-          <w:rFonts w:hint="eastAsia"/>
-        </w:rPr>
-        <w:t>實際停</w:t>
-      </w:r>
-      <w:proofErr w:type="gramStart"/>
-      <w:r>
-        <w:rPr>
-          <w:rFonts w:hint="eastAsia"/>
-        </w:rPr>
-        <w:t>損停利</w:t>
-      </w:r>
-      <w:proofErr w:type="gramEnd"/>
-      <w:r>
-        <w:rPr>
-          <w:rFonts w:hint="eastAsia"/>
-        </w:rPr>
-        <w:t>價位</w:t>
-      </w:r>
-      <w:r>
-        <w:rPr>
-          <w:rFonts w:hint="eastAsia"/>
-        </w:rPr>
-        <w:t>、</w:t>
-      </w:r>
-      <w:r>
-        <w:rPr>
-          <w:rFonts w:hint="eastAsia"/>
-        </w:rPr>
-        <w:t>平倉出場倉位</w:t>
-      </w:r>
-      <w:r>
-        <w:rPr>
-          <w:rFonts w:hint="eastAsia"/>
-        </w:rPr>
-        <w:t>做加權平均計算平均損益</w:t>
-      </w:r>
-      <w:bookmarkStart w:id="0" w:name="_GoBack"/>
-      <w:bookmarkEnd w:id="0"/>
     </w:p>
     <w:p>
       <w:pPr>
@@ -825,7 +435,1831 @@
         <w:rPr>
           <w:rFonts w:hint="eastAsia"/>
         </w:rPr>
-        <w:t>倉位潛在風險</w:t>
+        <w:t>【</w:t>
+      </w:r>
+      <w:r>
+        <w:rPr>
+          <w:rFonts w:hint="eastAsia"/>
+        </w:rPr>
+        <w:t>停損價位</w:t>
+      </w:r>
+      <w:r>
+        <w:t>2</w:t>
+      </w:r>
+      <w:r>
+        <w:rPr>
+          <w:rFonts w:hint="eastAsia"/>
+        </w:rPr>
+        <w:t>倉位</w:t>
+      </w:r>
+      <w:r>
+        <w:rPr>
+          <w:rFonts w:hint="eastAsia"/>
+        </w:rPr>
+        <w:t>(</w:t>
+      </w:r>
+      <w:r>
+        <w:t>%)</w:t>
+      </w:r>
+      <w:r>
+        <w:rPr>
+          <w:rFonts w:hint="eastAsia"/>
+        </w:rPr>
+        <w:t>】停損價位</w:t>
+      </w:r>
+      <w:r>
+        <w:t>2</w:t>
+      </w:r>
+      <w:r>
+        <w:rPr>
+          <w:rFonts w:hint="eastAsia"/>
+        </w:rPr>
+        <w:t>倉位</w:t>
+      </w:r>
+      <w:proofErr w:type="gramStart"/>
+      <w:r>
+        <w:rPr>
+          <w:rFonts w:hint="eastAsia"/>
+        </w:rPr>
+        <w:t>佔</w:t>
+      </w:r>
+      <w:proofErr w:type="gramEnd"/>
+      <w:r>
+        <w:rPr>
+          <w:rFonts w:hint="eastAsia"/>
+        </w:rPr>
+        <w:t>比</w:t>
+      </w:r>
+      <w:r>
+        <w:rPr>
+          <w:rFonts w:hint="eastAsia"/>
+        </w:rPr>
+        <w:t>，計算方式</w:t>
+      </w:r>
+      <w:r>
+        <w:rPr>
+          <w:rFonts w:hint="eastAsia"/>
+        </w:rPr>
+        <w:t xml:space="preserve"> = </w:t>
+      </w:r>
+      <w:r>
+        <w:rPr>
+          <w:rFonts w:hint="eastAsia"/>
+        </w:rPr>
+        <w:t>停損價位</w:t>
+      </w:r>
+      <w:r>
+        <w:t>2</w:t>
+      </w:r>
+      <w:r>
+        <w:rPr>
+          <w:rFonts w:hint="eastAsia"/>
+        </w:rPr>
+        <w:t>倉位</w:t>
+      </w:r>
+      <w:proofErr w:type="gramStart"/>
+      <w:r>
+        <w:rPr>
+          <w:rFonts w:hint="eastAsia"/>
+        </w:rPr>
+        <w:t>佔</w:t>
+      </w:r>
+      <w:proofErr w:type="gramEnd"/>
+      <w:r>
+        <w:rPr>
+          <w:rFonts w:hint="eastAsia"/>
+        </w:rPr>
+        <w:t>比</w:t>
+      </w:r>
+      <w:r>
+        <w:rPr>
+          <w:rFonts w:hint="eastAsia"/>
+        </w:rPr>
+        <w:t xml:space="preserve"> = 1</w:t>
+      </w:r>
+      <w:r>
+        <w:t xml:space="preserve">00% - </w:t>
+      </w:r>
+      <w:r>
+        <w:rPr>
+          <w:rFonts w:hint="eastAsia"/>
+        </w:rPr>
+        <w:t>停損價位</w:t>
+      </w:r>
+      <w:r>
+        <w:rPr>
+          <w:rFonts w:hint="eastAsia"/>
+        </w:rPr>
+        <w:t>1</w:t>
+      </w:r>
+      <w:r>
+        <w:rPr>
+          <w:rFonts w:hint="eastAsia"/>
+        </w:rPr>
+        <w:t>倉位</w:t>
+      </w:r>
+      <w:proofErr w:type="gramStart"/>
+      <w:r>
+        <w:rPr>
+          <w:rFonts w:hint="eastAsia"/>
+        </w:rPr>
+        <w:t>佔</w:t>
+      </w:r>
+      <w:proofErr w:type="gramEnd"/>
+      <w:r>
+        <w:rPr>
+          <w:rFonts w:hint="eastAsia"/>
+        </w:rPr>
+        <w:t>比</w:t>
+      </w:r>
+    </w:p>
+    <w:p>
+      <w:pPr>
+        <w:rPr>
+          <w:rFonts w:hint="eastAsia"/>
+        </w:rPr>
+      </w:pPr>
+    </w:p>
+    <w:p>
+      <w:r>
+        <w:rPr>
+          <w:rFonts w:hint="eastAsia"/>
+        </w:rPr>
+        <w:t>【</w:t>
+      </w:r>
+      <w:r>
+        <w:rPr>
+          <w:rFonts w:hint="eastAsia"/>
+        </w:rPr>
+        <w:t>平均停損</w:t>
+      </w:r>
+      <w:r>
+        <w:rPr>
+          <w:rFonts w:hint="eastAsia"/>
+        </w:rPr>
+        <w:t>%</w:t>
+      </w:r>
+      <w:r>
+        <w:rPr>
+          <w:rFonts w:hint="eastAsia"/>
+        </w:rPr>
+        <w:t>數</w:t>
+      </w:r>
+      <w:r>
+        <w:rPr>
+          <w:rFonts w:hint="eastAsia"/>
+        </w:rPr>
+        <w:t>】</w:t>
+      </w:r>
+      <w:r>
+        <w:rPr>
+          <w:rFonts w:hint="eastAsia"/>
+        </w:rPr>
+        <w:tab/>
+      </w:r>
+      <w:r>
+        <w:rPr>
+          <w:rFonts w:hint="eastAsia"/>
+        </w:rPr>
+        <w:t xml:space="preserve"> </w:t>
+      </w:r>
+      <w:r>
+        <w:rPr>
+          <w:rFonts w:hint="eastAsia"/>
+        </w:rPr>
+        <w:t>：根據</w:t>
+      </w:r>
+      <w:r>
+        <w:rPr>
+          <w:rFonts w:hint="eastAsia"/>
+        </w:rPr>
+        <w:t>停損價位</w:t>
+      </w:r>
+      <w:r>
+        <w:rPr>
+          <w:rFonts w:hint="eastAsia"/>
+        </w:rPr>
+        <w:t>1</w:t>
+      </w:r>
+      <w:r>
+        <w:rPr>
+          <w:rFonts w:hint="eastAsia"/>
+        </w:rPr>
+        <w:t>、</w:t>
+      </w:r>
+      <w:r>
+        <w:rPr>
+          <w:rFonts w:hint="eastAsia"/>
+        </w:rPr>
+        <w:t>停損價位</w:t>
+      </w:r>
+      <w:r>
+        <w:t>2</w:t>
+      </w:r>
+      <w:r>
+        <w:rPr>
+          <w:rFonts w:hint="eastAsia"/>
+        </w:rPr>
+        <w:t>、</w:t>
+      </w:r>
+      <w:r>
+        <w:rPr>
+          <w:rFonts w:hint="eastAsia"/>
+        </w:rPr>
+        <w:t>停損價位</w:t>
+      </w:r>
+      <w:r>
+        <w:rPr>
+          <w:rFonts w:hint="eastAsia"/>
+        </w:rPr>
+        <w:t>1</w:t>
+      </w:r>
+      <w:r>
+        <w:rPr>
+          <w:rFonts w:hint="eastAsia"/>
+        </w:rPr>
+        <w:t>倉位</w:t>
+      </w:r>
+      <w:proofErr w:type="gramStart"/>
+      <w:r>
+        <w:rPr>
+          <w:rFonts w:hint="eastAsia"/>
+        </w:rPr>
+        <w:t>佔</w:t>
+      </w:r>
+      <w:proofErr w:type="gramEnd"/>
+      <w:r>
+        <w:rPr>
+          <w:rFonts w:hint="eastAsia"/>
+        </w:rPr>
+        <w:t>比</w:t>
+      </w:r>
+      <w:r>
+        <w:rPr>
+          <w:rFonts w:hint="eastAsia"/>
+        </w:rPr>
+        <w:t>、</w:t>
+      </w:r>
+      <w:r>
+        <w:rPr>
+          <w:rFonts w:hint="eastAsia"/>
+        </w:rPr>
+        <w:t>停損價位</w:t>
+      </w:r>
+      <w:r>
+        <w:t>2</w:t>
+      </w:r>
+      <w:r>
+        <w:rPr>
+          <w:rFonts w:hint="eastAsia"/>
+        </w:rPr>
+        <w:t>倉位</w:t>
+      </w:r>
+      <w:proofErr w:type="gramStart"/>
+      <w:r>
+        <w:rPr>
+          <w:rFonts w:hint="eastAsia"/>
+        </w:rPr>
+        <w:t>佔</w:t>
+      </w:r>
+      <w:proofErr w:type="gramEnd"/>
+      <w:r>
+        <w:rPr>
+          <w:rFonts w:hint="eastAsia"/>
+        </w:rPr>
+        <w:t>比</w:t>
+      </w:r>
+      <w:r>
+        <w:rPr>
+          <w:rFonts w:hint="eastAsia"/>
+        </w:rPr>
+        <w:t>的計算的平均停損</w:t>
+      </w:r>
+      <w:r>
+        <w:rPr>
+          <w:rFonts w:hint="eastAsia"/>
+        </w:rPr>
+        <w:t>，計算方式：</w:t>
+      </w:r>
+      <w:r>
+        <w:rPr>
+          <w:rFonts w:hint="eastAsia"/>
+        </w:rPr>
+        <w:t>(</w:t>
+      </w:r>
+      <w:r>
+        <w:rPr>
+          <w:rFonts w:hint="eastAsia"/>
+        </w:rPr>
+        <w:t>停損價位</w:t>
+      </w:r>
+      <w:r>
+        <w:rPr>
+          <w:rFonts w:hint="eastAsia"/>
+        </w:rPr>
+        <w:t>1</w:t>
+      </w:r>
+      <w:r>
+        <w:rPr>
+          <w:rFonts w:hint="eastAsia"/>
+        </w:rPr>
+        <w:t xml:space="preserve"> -</w:t>
+      </w:r>
+      <w:proofErr w:type="gramStart"/>
+      <w:r>
+        <w:rPr>
+          <w:rFonts w:hint="eastAsia"/>
+        </w:rPr>
+        <w:t>買入均價</w:t>
+      </w:r>
+      <w:proofErr w:type="gramEnd"/>
+      <w:r>
+        <w:rPr>
+          <w:rFonts w:hint="eastAsia"/>
+        </w:rPr>
+        <w:t>)</w:t>
+      </w:r>
+      <w:r>
+        <w:t>/</w:t>
+      </w:r>
+      <w:r>
+        <w:rPr>
+          <w:rFonts w:hint="eastAsia"/>
+        </w:rPr>
+        <w:t xml:space="preserve"> </w:t>
+      </w:r>
+      <w:proofErr w:type="gramStart"/>
+      <w:r>
+        <w:rPr>
+          <w:rFonts w:hint="eastAsia"/>
+        </w:rPr>
+        <w:t>買入均價</w:t>
+      </w:r>
+      <w:proofErr w:type="gramEnd"/>
+      <w:r>
+        <w:rPr>
+          <w:rFonts w:hint="eastAsia"/>
+        </w:rPr>
+        <w:t>*</w:t>
+      </w:r>
+      <w:r>
+        <w:rPr>
+          <w:rFonts w:hint="eastAsia"/>
+        </w:rPr>
+        <w:t>停損價位</w:t>
+      </w:r>
+      <w:r>
+        <w:rPr>
+          <w:rFonts w:hint="eastAsia"/>
+        </w:rPr>
+        <w:t>1</w:t>
+      </w:r>
+      <w:r>
+        <w:rPr>
+          <w:rFonts w:hint="eastAsia"/>
+        </w:rPr>
+        <w:t xml:space="preserve"> </w:t>
+      </w:r>
+      <w:r>
+        <w:rPr>
+          <w:rFonts w:hint="eastAsia"/>
+        </w:rPr>
+        <w:t>倉位</w:t>
+      </w:r>
+      <w:r>
+        <w:rPr>
+          <w:rFonts w:hint="eastAsia"/>
+        </w:rPr>
+        <w:t>+</w:t>
+      </w:r>
+      <w:r>
+        <w:t xml:space="preserve"> </w:t>
+      </w:r>
+      <w:r>
+        <w:rPr>
+          <w:rFonts w:hint="eastAsia"/>
+        </w:rPr>
+        <w:t>(</w:t>
+      </w:r>
+      <w:r>
+        <w:rPr>
+          <w:rFonts w:hint="eastAsia"/>
+        </w:rPr>
+        <w:t>停損價位</w:t>
+      </w:r>
+      <w:r>
+        <w:rPr>
+          <w:rFonts w:hint="eastAsia"/>
+        </w:rPr>
+        <w:t>2</w:t>
+      </w:r>
+      <w:r>
+        <w:rPr>
+          <w:rFonts w:hint="eastAsia"/>
+        </w:rPr>
+        <w:t xml:space="preserve"> -</w:t>
+      </w:r>
+      <w:proofErr w:type="gramStart"/>
+      <w:r>
+        <w:rPr>
+          <w:rFonts w:hint="eastAsia"/>
+        </w:rPr>
+        <w:t>買入均價</w:t>
+      </w:r>
+      <w:proofErr w:type="gramEnd"/>
+      <w:r>
+        <w:rPr>
+          <w:rFonts w:hint="eastAsia"/>
+        </w:rPr>
+        <w:t>)</w:t>
+      </w:r>
+      <w:r>
+        <w:t>/</w:t>
+      </w:r>
+      <w:r>
+        <w:rPr>
+          <w:rFonts w:hint="eastAsia"/>
+        </w:rPr>
+        <w:t xml:space="preserve"> </w:t>
+      </w:r>
+      <w:proofErr w:type="gramStart"/>
+      <w:r>
+        <w:rPr>
+          <w:rFonts w:hint="eastAsia"/>
+        </w:rPr>
+        <w:t>買入均價</w:t>
+      </w:r>
+      <w:proofErr w:type="gramEnd"/>
+      <w:r>
+        <w:rPr>
+          <w:rFonts w:hint="eastAsia"/>
+        </w:rPr>
+        <w:t>*</w:t>
+      </w:r>
+      <w:r>
+        <w:rPr>
+          <w:rFonts w:hint="eastAsia"/>
+        </w:rPr>
+        <w:t>停損價位</w:t>
+      </w:r>
+      <w:r>
+        <w:t>2</w:t>
+      </w:r>
+      <w:r>
+        <w:rPr>
+          <w:rFonts w:hint="eastAsia"/>
+        </w:rPr>
+        <w:t xml:space="preserve"> </w:t>
+      </w:r>
+      <w:r>
+        <w:rPr>
+          <w:rFonts w:hint="eastAsia"/>
+        </w:rPr>
+        <w:t>倉位</w:t>
+      </w:r>
+      <w:r>
+        <w:rPr>
+          <w:rFonts w:hint="eastAsia"/>
+        </w:rPr>
+        <w:t xml:space="preserve"> </w:t>
+      </w:r>
+    </w:p>
+    <w:p>
+      <w:r>
+        <w:rPr>
+          <w:rFonts w:hint="eastAsia"/>
+        </w:rPr>
+        <w:t>【</w:t>
+      </w:r>
+      <w:r>
+        <w:rPr>
+          <w:rFonts w:hint="eastAsia"/>
+        </w:rPr>
+        <w:t>控制停損後購買</w:t>
+      </w:r>
+      <w:r>
+        <w:rPr>
+          <w:rFonts w:hint="eastAsia"/>
+        </w:rPr>
+        <w:t>倉位大小】</w:t>
+      </w:r>
+      <w:r>
+        <w:rPr>
+          <w:rFonts w:hint="eastAsia"/>
+        </w:rPr>
+        <w:t>：根據</w:t>
+      </w:r>
+      <w:r>
+        <w:rPr>
+          <w:rFonts w:hint="eastAsia"/>
+        </w:rPr>
+        <w:t>平均停損</w:t>
+      </w:r>
+      <w:r>
+        <w:rPr>
+          <w:rFonts w:hint="eastAsia"/>
+        </w:rPr>
+        <w:t>%</w:t>
+      </w:r>
+      <w:r>
+        <w:rPr>
+          <w:rFonts w:hint="eastAsia"/>
+        </w:rPr>
+        <w:t>數</w:t>
+      </w:r>
+      <w:r>
+        <w:rPr>
+          <w:rFonts w:hint="eastAsia"/>
+        </w:rPr>
+        <w:tab/>
+      </w:r>
+      <w:r>
+        <w:rPr>
+          <w:rFonts w:hint="eastAsia"/>
+        </w:rPr>
+        <w:t>和設定的單筆停損</w:t>
+      </w:r>
+      <w:r>
+        <w:rPr>
+          <w:rFonts w:hint="eastAsia"/>
+        </w:rPr>
+        <w:t>%</w:t>
+      </w:r>
+      <w:r>
+        <w:rPr>
+          <w:rFonts w:hint="eastAsia"/>
+        </w:rPr>
+        <w:t>數來決定實際購買倉位大小，</w:t>
+      </w:r>
+      <w:r>
+        <w:rPr>
+          <w:rFonts w:hint="eastAsia"/>
+        </w:rPr>
+        <w:t>計算方式：</w:t>
+      </w:r>
+      <w:r>
+        <w:rPr>
+          <w:rFonts w:hint="eastAsia"/>
+        </w:rPr>
+        <w:t>控制</w:t>
+      </w:r>
+      <w:proofErr w:type="gramStart"/>
+      <w:r>
+        <w:rPr>
+          <w:rFonts w:hint="eastAsia"/>
+        </w:rPr>
+        <w:t>停損後購買</w:t>
+      </w:r>
+      <w:proofErr w:type="gramEnd"/>
+      <w:r>
+        <w:rPr>
+          <w:rFonts w:hint="eastAsia"/>
+        </w:rPr>
+        <w:t>倉位大小</w:t>
+      </w:r>
+      <w:r>
+        <w:rPr>
+          <w:rFonts w:hint="eastAsia"/>
+        </w:rPr>
+        <w:t xml:space="preserve"> =</w:t>
+      </w:r>
+      <w:r>
+        <w:rPr>
+          <w:rFonts w:hint="eastAsia"/>
+        </w:rPr>
+        <w:t>預計倉位比例</w:t>
+      </w:r>
+      <w:r>
+        <w:rPr>
+          <w:rFonts w:hint="eastAsia"/>
+        </w:rPr>
+        <w:t>*</w:t>
+      </w:r>
+      <w:r>
+        <w:rPr>
+          <w:rFonts w:hint="eastAsia"/>
+        </w:rPr>
+        <w:t>初始資金</w:t>
+      </w:r>
+      <w:r>
+        <w:rPr>
+          <w:rFonts w:hint="eastAsia"/>
+        </w:rPr>
+        <w:t>*</w:t>
+      </w:r>
+      <w:r>
+        <w:rPr>
+          <w:rFonts w:hint="eastAsia"/>
+        </w:rPr>
+        <w:t>IF</w:t>
+      </w:r>
+      <w:r>
+        <w:t>(</w:t>
+      </w:r>
+      <w:r>
+        <w:rPr>
+          <w:rFonts w:hint="eastAsia"/>
+        </w:rPr>
+        <w:t>平均停損</w:t>
+      </w:r>
+      <w:r>
+        <w:rPr>
+          <w:rFonts w:hint="eastAsia"/>
+        </w:rPr>
+        <w:t>%</w:t>
+      </w:r>
+      <w:r>
+        <w:rPr>
+          <w:rFonts w:hint="eastAsia"/>
+        </w:rPr>
+        <w:t>數</w:t>
+      </w:r>
+      <w:r>
+        <w:rPr>
+          <w:rFonts w:hint="eastAsia"/>
+        </w:rPr>
+        <w:t>&lt;</w:t>
+      </w:r>
+      <w:r>
+        <w:rPr>
+          <w:rFonts w:hint="eastAsia"/>
+        </w:rPr>
+        <w:t>單筆停損</w:t>
+      </w:r>
+      <w:r>
+        <w:rPr>
+          <w:rFonts w:hint="eastAsia"/>
+        </w:rPr>
+        <w:t>%</w:t>
+      </w:r>
+      <w:r>
+        <w:rPr>
+          <w:rFonts w:hint="eastAsia"/>
+        </w:rPr>
+        <w:t>數</w:t>
+      </w:r>
+      <w:r>
+        <w:rPr>
+          <w:rFonts w:hint="eastAsia"/>
+        </w:rPr>
+        <w:t>,</w:t>
+      </w:r>
+      <w:r>
+        <w:rPr>
+          <w:rFonts w:hint="eastAsia"/>
+        </w:rPr>
+        <w:t>單筆停損</w:t>
+      </w:r>
+      <w:r>
+        <w:rPr>
+          <w:rFonts w:hint="eastAsia"/>
+        </w:rPr>
+        <w:t>%</w:t>
+      </w:r>
+      <w:r>
+        <w:rPr>
+          <w:rFonts w:hint="eastAsia"/>
+        </w:rPr>
+        <w:t>數</w:t>
+      </w:r>
+      <w:r>
+        <w:rPr>
+          <w:rFonts w:hint="eastAsia"/>
+        </w:rPr>
+        <w:t>/</w:t>
+      </w:r>
+      <w:r>
+        <w:rPr>
+          <w:rFonts w:hint="eastAsia"/>
+        </w:rPr>
+        <w:t>平均停損</w:t>
+      </w:r>
+      <w:r>
+        <w:rPr>
+          <w:rFonts w:hint="eastAsia"/>
+        </w:rPr>
+        <w:t>%</w:t>
+      </w:r>
+      <w:r>
+        <w:rPr>
+          <w:rFonts w:hint="eastAsia"/>
+        </w:rPr>
+        <w:t>數</w:t>
+      </w:r>
+      <w:r>
+        <w:rPr>
+          <w:rFonts w:hint="eastAsia"/>
+        </w:rPr>
+        <w:t>,</w:t>
+      </w:r>
+      <w:r>
+        <w:t xml:space="preserve"> </w:t>
+      </w:r>
+      <w:r>
+        <w:t>1)</w:t>
+      </w:r>
+    </w:p>
+    <w:p>
+      <w:r>
+        <w:rPr>
+          <w:rFonts w:hint="eastAsia"/>
+        </w:rPr>
+        <w:t>【</w:t>
+      </w:r>
+      <w:r>
+        <w:rPr>
+          <w:rFonts w:hint="eastAsia"/>
+        </w:rPr>
+        <w:t>控制停損後</w:t>
+      </w:r>
+      <w:r>
+        <w:rPr>
+          <w:rFonts w:hint="eastAsia"/>
+        </w:rPr>
+        <w:t>建議</w:t>
+      </w:r>
+      <w:r>
+        <w:rPr>
+          <w:rFonts w:hint="eastAsia"/>
+        </w:rPr>
+        <w:t>股數</w:t>
+      </w:r>
+      <w:r>
+        <w:rPr>
+          <w:rFonts w:hint="eastAsia"/>
+        </w:rPr>
+        <w:t>】計算方式：</w:t>
+      </w:r>
+      <w:r>
+        <w:rPr>
+          <w:rFonts w:hint="eastAsia"/>
+        </w:rPr>
+        <w:t>控制</w:t>
+      </w:r>
+      <w:proofErr w:type="gramStart"/>
+      <w:r>
+        <w:rPr>
+          <w:rFonts w:hint="eastAsia"/>
+        </w:rPr>
+        <w:t>停損後購買</w:t>
+      </w:r>
+      <w:proofErr w:type="gramEnd"/>
+      <w:r>
+        <w:rPr>
+          <w:rFonts w:hint="eastAsia"/>
+        </w:rPr>
+        <w:t>倉位大小</w:t>
+      </w:r>
+      <w:r>
+        <w:rPr>
+          <w:rFonts w:hint="eastAsia"/>
+        </w:rPr>
+        <w:t xml:space="preserve"> =</w:t>
+      </w:r>
+      <w:r>
+        <w:t>INT(</w:t>
+      </w:r>
+      <w:r>
+        <w:rPr>
+          <w:rFonts w:hint="eastAsia"/>
+        </w:rPr>
+        <w:t>控制</w:t>
+      </w:r>
+      <w:proofErr w:type="gramStart"/>
+      <w:r>
+        <w:rPr>
+          <w:rFonts w:hint="eastAsia"/>
+        </w:rPr>
+        <w:t>停損後購買</w:t>
+      </w:r>
+      <w:proofErr w:type="gramEnd"/>
+      <w:r>
+        <w:rPr>
+          <w:rFonts w:hint="eastAsia"/>
+        </w:rPr>
+        <w:t>倉位大小</w:t>
+      </w:r>
+      <w:r>
+        <w:rPr>
+          <w:rFonts w:hint="eastAsia"/>
+        </w:rPr>
+        <w:t>/</w:t>
+      </w:r>
+      <w:proofErr w:type="gramStart"/>
+      <w:r>
+        <w:rPr>
+          <w:rFonts w:hint="eastAsia"/>
+        </w:rPr>
+        <w:t>買入均價</w:t>
+      </w:r>
+      <w:proofErr w:type="gramEnd"/>
+      <w:r>
+        <w:rPr>
+          <w:rFonts w:hint="eastAsia"/>
+        </w:rPr>
+        <w:t>)=</w:t>
+      </w:r>
+      <w:r>
+        <w:rPr>
+          <w:rFonts w:hint="eastAsia"/>
+        </w:rPr>
+        <w:t>購買股數</w:t>
+      </w:r>
+      <w:r>
+        <w:rPr>
+          <w:rFonts w:hint="eastAsia"/>
+        </w:rPr>
+        <w:t>，將</w:t>
+      </w:r>
+      <w:r>
+        <w:rPr>
+          <w:rFonts w:hint="eastAsia"/>
+        </w:rPr>
+        <w:t>控制</w:t>
+      </w:r>
+      <w:proofErr w:type="gramStart"/>
+      <w:r>
+        <w:rPr>
+          <w:rFonts w:hint="eastAsia"/>
+        </w:rPr>
+        <w:t>停損後購買</w:t>
+      </w:r>
+      <w:proofErr w:type="gramEnd"/>
+      <w:r>
+        <w:rPr>
+          <w:rFonts w:hint="eastAsia"/>
+        </w:rPr>
+        <w:t>倉位大小</w:t>
+      </w:r>
+      <w:r>
+        <w:rPr>
+          <w:rFonts w:hint="eastAsia"/>
+        </w:rPr>
+        <w:t>轉換為購買股數，但股數必須</w:t>
+      </w:r>
+      <w:proofErr w:type="gramStart"/>
+      <w:r>
+        <w:rPr>
+          <w:rFonts w:hint="eastAsia"/>
+        </w:rPr>
+        <w:t>買整股</w:t>
+      </w:r>
+      <w:proofErr w:type="gramEnd"/>
+      <w:r>
+        <w:rPr>
+          <w:rFonts w:hint="eastAsia"/>
+        </w:rPr>
+        <w:t>，沒有</w:t>
+      </w:r>
+      <w:r>
+        <w:rPr>
+          <w:rFonts w:hint="eastAsia"/>
+        </w:rPr>
+        <w:t>0</w:t>
+      </w:r>
+      <w:r>
+        <w:t>.1</w:t>
+      </w:r>
+      <w:r>
+        <w:rPr>
+          <w:rFonts w:hint="eastAsia"/>
+        </w:rPr>
+        <w:t>股，所以取整數，這是我做規劃所要看到的</w:t>
+      </w:r>
+      <w:r>
+        <w:rPr>
+          <w:rFonts w:hint="eastAsia"/>
+        </w:rPr>
+        <w:t>目標</w:t>
+      </w:r>
+    </w:p>
+    <w:p>
+      <w:r>
+        <w:rPr>
+          <w:rFonts w:hint="eastAsia"/>
+        </w:rPr>
+        <w:t>【</w:t>
+      </w:r>
+      <w:r>
+        <w:rPr>
+          <w:rFonts w:hint="eastAsia"/>
+        </w:rPr>
+        <w:t>控制風險後倉位比例</w:t>
+      </w:r>
+      <w:r>
+        <w:rPr>
+          <w:rFonts w:hint="eastAsia"/>
+        </w:rPr>
+        <w:t>】</w:t>
+      </w:r>
+      <w:r>
+        <w:rPr>
+          <w:rFonts w:hint="eastAsia"/>
+        </w:rPr>
+        <w:t>：</w:t>
+      </w:r>
+      <w:r>
+        <w:rPr>
+          <w:rFonts w:hint="eastAsia"/>
+        </w:rPr>
+        <w:t>計</w:t>
+      </w:r>
+      <w:r>
+        <w:rPr>
+          <w:rFonts w:hint="eastAsia"/>
+        </w:rPr>
+        <w:t>算方式：</w:t>
+      </w:r>
+      <w:r>
+        <w:rPr>
+          <w:rFonts w:hint="eastAsia"/>
+        </w:rPr>
+        <w:t>控制</w:t>
+      </w:r>
+      <w:proofErr w:type="gramStart"/>
+      <w:r>
+        <w:rPr>
+          <w:rFonts w:hint="eastAsia"/>
+        </w:rPr>
+        <w:t>風險後倉位</w:t>
+      </w:r>
+      <w:proofErr w:type="gramEnd"/>
+      <w:r>
+        <w:rPr>
+          <w:rFonts w:hint="eastAsia"/>
+        </w:rPr>
+        <w:t>比例</w:t>
+      </w:r>
+      <w:r>
+        <w:rPr>
+          <w:rFonts w:hint="eastAsia"/>
+        </w:rPr>
+        <w:t>=</w:t>
+      </w:r>
+      <w:r>
+        <w:rPr>
+          <w:rFonts w:hint="eastAsia"/>
+        </w:rPr>
+        <w:t>控制</w:t>
+      </w:r>
+      <w:proofErr w:type="gramStart"/>
+      <w:r>
+        <w:rPr>
+          <w:rFonts w:hint="eastAsia"/>
+        </w:rPr>
+        <w:t>風險後倉位</w:t>
+      </w:r>
+      <w:proofErr w:type="gramEnd"/>
+      <w:r>
+        <w:rPr>
+          <w:rFonts w:hint="eastAsia"/>
+        </w:rPr>
+        <w:t>比例</w:t>
+      </w:r>
+      <w:r>
+        <w:rPr>
+          <w:rFonts w:hint="eastAsia"/>
+        </w:rPr>
+        <w:t>*</w:t>
+      </w:r>
+      <w:proofErr w:type="gramStart"/>
+      <w:r>
+        <w:rPr>
+          <w:rFonts w:hint="eastAsia"/>
+        </w:rPr>
+        <w:t>買入均價</w:t>
+      </w:r>
+      <w:proofErr w:type="gramEnd"/>
+      <w:r>
+        <w:rPr>
+          <w:rFonts w:hint="eastAsia"/>
+        </w:rPr>
+        <w:t>/</w:t>
+      </w:r>
+      <w:r>
+        <w:rPr>
+          <w:rFonts w:hint="eastAsia"/>
+        </w:rPr>
+        <w:t>初始資金</w:t>
+      </w:r>
+      <w:r>
+        <w:rPr>
+          <w:rFonts w:hint="eastAsia"/>
+        </w:rPr>
+        <w:t>，</w:t>
+      </w:r>
+      <w:r>
+        <w:rPr>
+          <w:rFonts w:hint="eastAsia"/>
+        </w:rPr>
+        <w:t>為</w:t>
+      </w:r>
+      <w:r>
+        <w:rPr>
+          <w:rFonts w:hint="eastAsia"/>
+        </w:rPr>
+        <w:t>購買</w:t>
+      </w:r>
+      <w:r>
+        <w:rPr>
+          <w:rFonts w:hint="eastAsia"/>
+        </w:rPr>
+        <w:t>倉</w:t>
+      </w:r>
+      <w:proofErr w:type="gramStart"/>
+      <w:r>
+        <w:rPr>
+          <w:rFonts w:hint="eastAsia"/>
+        </w:rPr>
+        <w:t>位占初</w:t>
+      </w:r>
+      <w:proofErr w:type="gramEnd"/>
+      <w:r>
+        <w:rPr>
+          <w:rFonts w:hint="eastAsia"/>
+        </w:rPr>
+        <w:t>始資金占比</w:t>
+      </w:r>
+      <w:r>
+        <w:rPr>
+          <w:rFonts w:hint="eastAsia"/>
+        </w:rPr>
+        <w:t>，加總為資金使用率</w:t>
+      </w:r>
+    </w:p>
+    <w:p>
+      <w:r>
+        <w:rPr>
+          <w:rFonts w:hint="eastAsia"/>
+        </w:rPr>
+        <w:t>控制</w:t>
+      </w:r>
+      <w:proofErr w:type="gramStart"/>
+      <w:r>
+        <w:rPr>
+          <w:rFonts w:hint="eastAsia"/>
+        </w:rPr>
+        <w:t>停損後購買</w:t>
+      </w:r>
+      <w:proofErr w:type="gramEnd"/>
+      <w:r>
+        <w:rPr>
+          <w:rFonts w:hint="eastAsia"/>
+        </w:rPr>
+        <w:t>倉位大小</w:t>
+      </w:r>
+      <w:r>
+        <w:rPr>
+          <w:rFonts w:hint="eastAsia"/>
+        </w:rPr>
+        <w:t>、</w:t>
+      </w:r>
+      <w:r>
+        <w:rPr>
+          <w:rFonts w:hint="eastAsia"/>
+        </w:rPr>
+        <w:t>控制</w:t>
+      </w:r>
+      <w:proofErr w:type="gramStart"/>
+      <w:r>
+        <w:rPr>
+          <w:rFonts w:hint="eastAsia"/>
+        </w:rPr>
+        <w:t>停損後購買</w:t>
+      </w:r>
+      <w:proofErr w:type="gramEnd"/>
+      <w:r>
+        <w:rPr>
+          <w:rFonts w:hint="eastAsia"/>
+        </w:rPr>
+        <w:t>倉位大小</w:t>
+      </w:r>
+      <w:r>
+        <w:rPr>
+          <w:rFonts w:hint="eastAsia"/>
+        </w:rPr>
+        <w:t>差別在於股</w:t>
+      </w:r>
+      <w:proofErr w:type="gramStart"/>
+      <w:r>
+        <w:rPr>
+          <w:rFonts w:hint="eastAsia"/>
+        </w:rPr>
+        <w:t>數取</w:t>
+      </w:r>
+      <w:proofErr w:type="gramEnd"/>
+      <w:r>
+        <w:rPr>
+          <w:rFonts w:hint="eastAsia"/>
+        </w:rPr>
+        <w:t>整，前者為理論後者為實際</w:t>
+      </w:r>
+    </w:p>
+    <w:p>
+      <w:pPr>
+        <w:rPr>
+          <w:rFonts w:hint="eastAsia"/>
+        </w:rPr>
+      </w:pPr>
+    </w:p>
+    <w:p>
+      <w:r>
+        <w:rPr>
+          <w:rFonts w:hint="eastAsia"/>
+        </w:rPr>
+        <w:t>【</w:t>
+      </w:r>
+      <w:r>
+        <w:rPr>
+          <w:rFonts w:hint="eastAsia"/>
+        </w:rPr>
+        <w:t>平倉出場價位</w:t>
+      </w:r>
+      <w:r>
+        <w:rPr>
+          <w:rFonts w:hint="eastAsia"/>
+        </w:rPr>
+        <w:t>1</w:t>
+      </w:r>
+      <w:r>
+        <w:rPr>
+          <w:rFonts w:hint="eastAsia"/>
+        </w:rPr>
+        <w:t>】</w:t>
+      </w:r>
+      <w:r>
+        <w:rPr>
+          <w:rFonts w:hint="eastAsia"/>
+        </w:rPr>
+        <w:t>：實際停</w:t>
+      </w:r>
+      <w:proofErr w:type="gramStart"/>
+      <w:r>
+        <w:rPr>
+          <w:rFonts w:hint="eastAsia"/>
+        </w:rPr>
+        <w:t>損停利</w:t>
+      </w:r>
+      <w:proofErr w:type="gramEnd"/>
+      <w:r>
+        <w:rPr>
+          <w:rFonts w:hint="eastAsia"/>
+        </w:rPr>
+        <w:t>價位</w:t>
+      </w:r>
+      <w:r>
+        <w:rPr>
+          <w:rFonts w:hint="eastAsia"/>
+        </w:rPr>
+        <w:t>(</w:t>
+      </w:r>
+      <w:r>
+        <w:t>input</w:t>
+      </w:r>
+      <w:r>
+        <w:rPr>
+          <w:rFonts w:hint="eastAsia"/>
+        </w:rPr>
+        <w:t>)</w:t>
+      </w:r>
+    </w:p>
+    <w:p>
+      <w:r>
+        <w:rPr>
+          <w:rFonts w:hint="eastAsia"/>
+        </w:rPr>
+        <w:t>【</w:t>
+      </w:r>
+      <w:r>
+        <w:rPr>
+          <w:rFonts w:hint="eastAsia"/>
+        </w:rPr>
+        <w:t>平倉出場價位</w:t>
+      </w:r>
+      <w:r>
+        <w:rPr>
+          <w:rFonts w:hint="eastAsia"/>
+        </w:rPr>
+        <w:t>2</w:t>
+      </w:r>
+      <w:r>
+        <w:rPr>
+          <w:rFonts w:hint="eastAsia"/>
+        </w:rPr>
+        <w:tab/>
+      </w:r>
+      <w:r>
+        <w:rPr>
+          <w:rFonts w:hint="eastAsia"/>
+        </w:rPr>
+        <w:t>】</w:t>
+      </w:r>
+      <w:r>
+        <w:rPr>
+          <w:rFonts w:hint="eastAsia"/>
+        </w:rPr>
+        <w:t>：實際停</w:t>
+      </w:r>
+      <w:proofErr w:type="gramStart"/>
+      <w:r>
+        <w:rPr>
+          <w:rFonts w:hint="eastAsia"/>
+        </w:rPr>
+        <w:t>損停利</w:t>
+      </w:r>
+      <w:proofErr w:type="gramEnd"/>
+      <w:r>
+        <w:rPr>
+          <w:rFonts w:hint="eastAsia"/>
+        </w:rPr>
+        <w:t>價位</w:t>
+      </w:r>
+      <w:r>
+        <w:rPr>
+          <w:rFonts w:hint="eastAsia"/>
+        </w:rPr>
+        <w:t>(</w:t>
+      </w:r>
+      <w:r>
+        <w:t>input</w:t>
+      </w:r>
+      <w:r>
+        <w:rPr>
+          <w:rFonts w:hint="eastAsia"/>
+        </w:rPr>
+        <w:t>)</w:t>
+      </w:r>
+    </w:p>
+    <w:p>
+      <w:r>
+        <w:rPr>
+          <w:rFonts w:hint="eastAsia"/>
+        </w:rPr>
+        <w:t>【</w:t>
+      </w:r>
+      <w:r>
+        <w:rPr>
+          <w:rFonts w:hint="eastAsia"/>
+        </w:rPr>
+        <w:t>平倉出場</w:t>
+      </w:r>
+      <w:r>
+        <w:rPr>
+          <w:rFonts w:hint="eastAsia"/>
+        </w:rPr>
+        <w:t>1</w:t>
+      </w:r>
+      <w:r>
+        <w:rPr>
+          <w:rFonts w:hint="eastAsia"/>
+        </w:rPr>
+        <w:t>倉位</w:t>
+      </w:r>
+      <w:r>
+        <w:rPr>
+          <w:rFonts w:hint="eastAsia"/>
+        </w:rPr>
+        <w:t>(</w:t>
+      </w:r>
+      <w:r>
+        <w:t>%)</w:t>
+      </w:r>
+      <w:r>
+        <w:rPr>
+          <w:rFonts w:hint="eastAsia"/>
+        </w:rPr>
+        <w:t>】</w:t>
+      </w:r>
+      <w:r>
+        <w:rPr>
+          <w:rFonts w:hint="eastAsia"/>
+        </w:rPr>
+        <w:t>：實際停</w:t>
+      </w:r>
+      <w:proofErr w:type="gramStart"/>
+      <w:r>
+        <w:rPr>
+          <w:rFonts w:hint="eastAsia"/>
+        </w:rPr>
+        <w:t>損停利</w:t>
+      </w:r>
+      <w:proofErr w:type="gramEnd"/>
+      <w:r>
+        <w:rPr>
+          <w:rFonts w:hint="eastAsia"/>
+        </w:rPr>
+        <w:t>價位</w:t>
+      </w:r>
+      <w:r>
+        <w:rPr>
+          <w:rFonts w:hint="eastAsia"/>
+        </w:rPr>
+        <w:t>1</w:t>
+      </w:r>
+      <w:r>
+        <w:rPr>
+          <w:rFonts w:hint="eastAsia"/>
+        </w:rPr>
+        <w:t>出場倉位</w:t>
+      </w:r>
+      <w:proofErr w:type="gramStart"/>
+      <w:r>
+        <w:rPr>
+          <w:rFonts w:hint="eastAsia"/>
+        </w:rPr>
+        <w:t>佔</w:t>
+      </w:r>
+      <w:proofErr w:type="gramEnd"/>
+      <w:r>
+        <w:rPr>
+          <w:rFonts w:hint="eastAsia"/>
+        </w:rPr>
+        <w:t>比</w:t>
+      </w:r>
+      <w:r>
+        <w:rPr>
+          <w:rFonts w:hint="eastAsia"/>
+        </w:rPr>
+        <w:t>(</w:t>
+      </w:r>
+      <w:r>
+        <w:t>input</w:t>
+      </w:r>
+      <w:r>
+        <w:rPr>
+          <w:rFonts w:hint="eastAsia"/>
+        </w:rPr>
+        <w:t>)</w:t>
+      </w:r>
+    </w:p>
+    <w:p>
+      <w:r>
+        <w:rPr>
+          <w:rFonts w:hint="eastAsia"/>
+        </w:rPr>
+        <w:t>【</w:t>
+      </w:r>
+      <w:r>
+        <w:rPr>
+          <w:rFonts w:hint="eastAsia"/>
+        </w:rPr>
+        <w:t>平倉出場</w:t>
+      </w:r>
+      <w:r>
+        <w:rPr>
+          <w:rFonts w:hint="eastAsia"/>
+        </w:rPr>
+        <w:t>2</w:t>
+      </w:r>
+      <w:r>
+        <w:rPr>
+          <w:rFonts w:hint="eastAsia"/>
+        </w:rPr>
+        <w:t>倉位</w:t>
+      </w:r>
+      <w:r>
+        <w:rPr>
+          <w:rFonts w:hint="eastAsia"/>
+        </w:rPr>
+        <w:t>(</w:t>
+      </w:r>
+      <w:r>
+        <w:t>%)</w:t>
+      </w:r>
+      <w:r>
+        <w:rPr>
+          <w:rFonts w:hint="eastAsia"/>
+        </w:rPr>
+        <w:t>】</w:t>
+      </w:r>
+      <w:r>
+        <w:rPr>
+          <w:rFonts w:hint="eastAsia"/>
+        </w:rPr>
+        <w:t>：實際停</w:t>
+      </w:r>
+      <w:proofErr w:type="gramStart"/>
+      <w:r>
+        <w:rPr>
+          <w:rFonts w:hint="eastAsia"/>
+        </w:rPr>
+        <w:t>損停利</w:t>
+      </w:r>
+      <w:proofErr w:type="gramEnd"/>
+      <w:r>
+        <w:rPr>
+          <w:rFonts w:hint="eastAsia"/>
+        </w:rPr>
+        <w:t>價位</w:t>
+      </w:r>
+      <w:r>
+        <w:t>2</w:t>
+      </w:r>
+      <w:r>
+        <w:rPr>
+          <w:rFonts w:hint="eastAsia"/>
+        </w:rPr>
+        <w:t>出場倉位</w:t>
+      </w:r>
+      <w:proofErr w:type="gramStart"/>
+      <w:r>
+        <w:rPr>
+          <w:rFonts w:hint="eastAsia"/>
+        </w:rPr>
+        <w:t>佔</w:t>
+      </w:r>
+      <w:proofErr w:type="gramEnd"/>
+      <w:r>
+        <w:rPr>
+          <w:rFonts w:hint="eastAsia"/>
+        </w:rPr>
+        <w:t>比</w:t>
+      </w:r>
+      <w:r>
+        <w:rPr>
+          <w:rFonts w:hint="eastAsia"/>
+        </w:rPr>
+        <w:t>，</w:t>
+      </w:r>
+      <w:r>
+        <w:rPr>
+          <w:rFonts w:hint="eastAsia"/>
+        </w:rPr>
+        <w:t>計算方式</w:t>
+      </w:r>
+      <w:r>
+        <w:rPr>
+          <w:rFonts w:hint="eastAsia"/>
+        </w:rPr>
+        <w:t xml:space="preserve"> = </w:t>
+      </w:r>
+      <w:r>
+        <w:rPr>
+          <w:rFonts w:hint="eastAsia"/>
+        </w:rPr>
+        <w:t>平倉出場</w:t>
+      </w:r>
+      <w:r>
+        <w:rPr>
+          <w:rFonts w:hint="eastAsia"/>
+        </w:rPr>
+        <w:t>2</w:t>
+      </w:r>
+      <w:r>
+        <w:rPr>
+          <w:rFonts w:hint="eastAsia"/>
+        </w:rPr>
+        <w:t>倉位</w:t>
+      </w:r>
+      <w:r>
+        <w:rPr>
+          <w:rFonts w:hint="eastAsia"/>
+        </w:rPr>
+        <w:t>(</w:t>
+      </w:r>
+      <w:r>
+        <w:t>%)</w:t>
+      </w:r>
+      <w:r>
+        <w:t xml:space="preserve"> = 100%-</w:t>
+      </w:r>
+      <w:r>
+        <w:rPr>
+          <w:rFonts w:hint="eastAsia"/>
+        </w:rPr>
+        <w:t>平倉出場</w:t>
+      </w:r>
+      <w:r>
+        <w:rPr>
+          <w:rFonts w:hint="eastAsia"/>
+        </w:rPr>
+        <w:t>1</w:t>
+      </w:r>
+      <w:r>
+        <w:rPr>
+          <w:rFonts w:hint="eastAsia"/>
+        </w:rPr>
+        <w:t>倉位</w:t>
+      </w:r>
+      <w:r>
+        <w:rPr>
+          <w:rFonts w:hint="eastAsia"/>
+        </w:rPr>
+        <w:t>(</w:t>
+      </w:r>
+      <w:r>
+        <w:t>%)</w:t>
+      </w:r>
+    </w:p>
+    <w:p>
+      <w:r>
+        <w:rPr>
+          <w:rFonts w:hint="eastAsia"/>
+        </w:rPr>
+        <w:t>【</w:t>
+      </w:r>
+      <w:r>
+        <w:rPr>
+          <w:rFonts w:hint="eastAsia"/>
+        </w:rPr>
+        <w:t>單筆實際平均損益</w:t>
+      </w:r>
+      <w:r>
+        <w:rPr>
+          <w:rFonts w:hint="eastAsia"/>
+        </w:rPr>
+        <w:t>%</w:t>
+      </w:r>
+      <w:r>
+        <w:rPr>
+          <w:rFonts w:hint="eastAsia"/>
+        </w:rPr>
+        <w:t>數</w:t>
+      </w:r>
+      <w:r>
+        <w:rPr>
+          <w:rFonts w:hint="eastAsia"/>
+        </w:rPr>
+        <w:t>】</w:t>
+      </w:r>
+      <w:r>
+        <w:rPr>
+          <w:rFonts w:hint="eastAsia"/>
+        </w:rPr>
+        <w:tab/>
+      </w:r>
+      <w:r>
+        <w:rPr>
+          <w:rFonts w:hint="eastAsia"/>
+        </w:rPr>
+        <w:t>：</w:t>
+      </w:r>
+      <w:r>
+        <w:rPr>
+          <w:rFonts w:hint="eastAsia"/>
+        </w:rPr>
+        <w:t>計算方式</w:t>
+      </w:r>
+      <w:r>
+        <w:rPr>
+          <w:rFonts w:hint="eastAsia"/>
+        </w:rPr>
+        <w:t xml:space="preserve"> = (</w:t>
+      </w:r>
+      <w:r>
+        <w:rPr>
+          <w:rFonts w:hint="eastAsia"/>
+        </w:rPr>
+        <w:t>平倉出場</w:t>
+      </w:r>
+      <w:r>
+        <w:rPr>
+          <w:rFonts w:hint="eastAsia"/>
+        </w:rPr>
+        <w:t>1</w:t>
+      </w:r>
+      <w:r>
+        <w:rPr>
+          <w:rFonts w:hint="eastAsia"/>
+        </w:rPr>
+        <w:t>價位</w:t>
+      </w:r>
+      <w:r>
+        <w:rPr>
+          <w:rFonts w:hint="eastAsia"/>
+        </w:rPr>
+        <w:t>-</w:t>
+      </w:r>
+      <w:proofErr w:type="gramStart"/>
+      <w:r>
+        <w:rPr>
+          <w:rFonts w:hint="eastAsia"/>
+        </w:rPr>
+        <w:t>買入均價</w:t>
+      </w:r>
+      <w:proofErr w:type="gramEnd"/>
+      <w:r>
+        <w:rPr>
+          <w:rFonts w:hint="eastAsia"/>
+        </w:rPr>
+        <w:t>)</w:t>
+      </w:r>
+      <w:r>
+        <w:t>/</w:t>
+      </w:r>
+      <w:r>
+        <w:rPr>
+          <w:rFonts w:hint="eastAsia"/>
+        </w:rPr>
+        <w:t xml:space="preserve"> </w:t>
+      </w:r>
+      <w:proofErr w:type="gramStart"/>
+      <w:r>
+        <w:rPr>
+          <w:rFonts w:hint="eastAsia"/>
+        </w:rPr>
+        <w:t>買入均價</w:t>
+      </w:r>
+      <w:proofErr w:type="gramEnd"/>
+      <w:r>
+        <w:rPr>
+          <w:rFonts w:hint="eastAsia"/>
+        </w:rPr>
+        <w:t>*</w:t>
+      </w:r>
+      <w:r>
+        <w:rPr>
+          <w:rFonts w:hint="eastAsia"/>
+        </w:rPr>
+        <w:t>平倉出場</w:t>
+      </w:r>
+      <w:r>
+        <w:rPr>
+          <w:rFonts w:hint="eastAsia"/>
+        </w:rPr>
+        <w:t>1</w:t>
+      </w:r>
+      <w:r>
+        <w:rPr>
+          <w:rFonts w:hint="eastAsia"/>
+        </w:rPr>
+        <w:t>倉位</w:t>
+      </w:r>
+      <w:r>
+        <w:rPr>
+          <w:rFonts w:hint="eastAsia"/>
+        </w:rPr>
+        <w:t>+</w:t>
+      </w:r>
+      <w:r>
+        <w:t xml:space="preserve"> </w:t>
+      </w:r>
+      <w:r>
+        <w:rPr>
+          <w:rFonts w:hint="eastAsia"/>
+        </w:rPr>
+        <w:t>(</w:t>
+      </w:r>
+      <w:r>
+        <w:rPr>
+          <w:rFonts w:hint="eastAsia"/>
+        </w:rPr>
+        <w:t>平倉出場</w:t>
+      </w:r>
+      <w:r>
+        <w:rPr>
+          <w:rFonts w:hint="eastAsia"/>
+        </w:rPr>
+        <w:t>2</w:t>
+      </w:r>
+      <w:r>
+        <w:rPr>
+          <w:rFonts w:hint="eastAsia"/>
+        </w:rPr>
+        <w:t>價位</w:t>
+      </w:r>
+      <w:r>
+        <w:rPr>
+          <w:rFonts w:hint="eastAsia"/>
+        </w:rPr>
+        <w:t>-</w:t>
+      </w:r>
+      <w:proofErr w:type="gramStart"/>
+      <w:r>
+        <w:rPr>
+          <w:rFonts w:hint="eastAsia"/>
+        </w:rPr>
+        <w:t>買入均價</w:t>
+      </w:r>
+      <w:proofErr w:type="gramEnd"/>
+      <w:r>
+        <w:rPr>
+          <w:rFonts w:hint="eastAsia"/>
+        </w:rPr>
+        <w:t>)</w:t>
+      </w:r>
+      <w:r>
+        <w:t>/</w:t>
+      </w:r>
+      <w:r>
+        <w:rPr>
+          <w:rFonts w:hint="eastAsia"/>
+        </w:rPr>
+        <w:t xml:space="preserve"> </w:t>
+      </w:r>
+      <w:proofErr w:type="gramStart"/>
+      <w:r>
+        <w:rPr>
+          <w:rFonts w:hint="eastAsia"/>
+        </w:rPr>
+        <w:t>買入均</w:t>
+      </w:r>
+      <w:proofErr w:type="gramEnd"/>
+      <w:r>
+        <w:rPr>
+          <w:rFonts w:hint="eastAsia"/>
+        </w:rPr>
+        <w:t>價</w:t>
+      </w:r>
+      <w:r>
+        <w:rPr>
+          <w:rFonts w:hint="eastAsia"/>
+        </w:rPr>
+        <w:t>*</w:t>
+      </w:r>
+      <w:r>
+        <w:rPr>
+          <w:rFonts w:hint="eastAsia"/>
+        </w:rPr>
+        <w:t>平倉出場</w:t>
+      </w:r>
+      <w:r>
+        <w:rPr>
+          <w:rFonts w:hint="eastAsia"/>
+        </w:rPr>
+        <w:t>2</w:t>
+      </w:r>
+      <w:r>
+        <w:rPr>
+          <w:rFonts w:hint="eastAsia"/>
+        </w:rPr>
+        <w:t>倉位</w:t>
+      </w:r>
+    </w:p>
+    <w:p>
+      <w:pPr>
+        <w:rPr>
+          <w:rFonts w:hint="eastAsia"/>
+        </w:rPr>
+      </w:pPr>
+    </w:p>
+    <w:p>
+      <w:r>
+        <w:rPr>
+          <w:rFonts w:hint="eastAsia"/>
+        </w:rPr>
+        <w:lastRenderedPageBreak/>
+        <w:t>【</w:t>
+      </w:r>
+      <w:r>
+        <w:rPr>
+          <w:rFonts w:hint="eastAsia"/>
+        </w:rPr>
+        <w:t>倉位</w:t>
+      </w:r>
+      <w:r>
+        <w:rPr>
+          <w:rFonts w:hint="eastAsia"/>
+        </w:rPr>
+        <w:t xml:space="preserve"> </w:t>
+      </w:r>
+      <w:r>
+        <w:rPr>
+          <w:rFonts w:hint="eastAsia"/>
+        </w:rPr>
+        <w:t>潛在</w:t>
+      </w:r>
+      <w:r>
+        <w:rPr>
+          <w:rFonts w:hint="eastAsia"/>
+        </w:rPr>
+        <w:t>/</w:t>
+      </w:r>
+      <w:r>
+        <w:rPr>
+          <w:rFonts w:hint="eastAsia"/>
+        </w:rPr>
+        <w:t>實際</w:t>
+      </w:r>
+      <w:r>
+        <w:rPr>
+          <w:rFonts w:hint="eastAsia"/>
+        </w:rPr>
+        <w:t xml:space="preserve"> </w:t>
+      </w:r>
+      <w:r>
+        <w:rPr>
+          <w:rFonts w:hint="eastAsia"/>
+        </w:rPr>
+        <w:t>風險</w:t>
+      </w:r>
+      <w:r>
+        <w:rPr>
+          <w:rFonts w:hint="eastAsia"/>
+        </w:rPr>
+        <w:t>/</w:t>
+      </w:r>
+      <w:r>
+        <w:rPr>
+          <w:rFonts w:hint="eastAsia"/>
+        </w:rPr>
+        <w:t>獲利</w:t>
+      </w:r>
+      <w:r>
+        <w:rPr>
+          <w:rFonts w:hint="eastAsia"/>
+        </w:rPr>
+        <w:t>】</w:t>
       </w:r>
       <w:r>
         <w:rPr>
@@ -837,6 +2271,41 @@
         <w:rPr>
           <w:rFonts w:hint="eastAsia"/>
         </w:rPr>
+        <w:t>IF(</w:t>
+      </w:r>
+      <w:r>
+        <w:rPr>
+          <w:rFonts w:hint="eastAsia"/>
+        </w:rPr>
+        <w:t>平倉出場價位</w:t>
+      </w:r>
+      <w:r>
+        <w:rPr>
+          <w:rFonts w:hint="eastAsia"/>
+        </w:rPr>
+        <w:t>1=</w:t>
+      </w:r>
+      <w:proofErr w:type="gramStart"/>
+      <w:r>
+        <w:t>””</w:t>
+      </w:r>
+      <w:proofErr w:type="gramEnd"/>
+      <w:r>
+        <w:rPr>
+          <w:rFonts w:hint="eastAsia"/>
+        </w:rPr>
+        <w:t>,</w:t>
+      </w:r>
+      <w:r>
+        <w:rPr>
+          <w:rFonts w:hint="eastAsia"/>
+        </w:rPr>
+        <w:t xml:space="preserve"> </w:t>
+      </w:r>
+      <w:r>
+        <w:rPr>
+          <w:rFonts w:hint="eastAsia"/>
+        </w:rPr>
         <w:t>平均停損</w:t>
       </w:r>
       <w:r>
@@ -855,7 +2324,37 @@
         <w:rPr>
           <w:rFonts w:hint="eastAsia"/>
         </w:rPr>
-        <w:t>*</w:t>
+        <w:t>,</w:t>
+      </w:r>
+      <w:r>
+        <w:rPr>
+          <w:rFonts w:hint="eastAsia"/>
+        </w:rPr>
+        <w:t xml:space="preserve"> </w:t>
+      </w:r>
+      <w:r>
+        <w:rPr>
+          <w:rFonts w:hint="eastAsia"/>
+        </w:rPr>
+        <w:t>平均停損</w:t>
+      </w:r>
+      <w:r>
+        <w:rPr>
+          <w:rFonts w:hint="eastAsia"/>
+        </w:rPr>
+        <w:t>%</w:t>
+      </w:r>
+      <w:r>
+        <w:rPr>
+          <w:rFonts w:hint="eastAsia"/>
+        </w:rPr>
+        <w:t>數</w:t>
+      </w:r>
+      <w:r>
+        <w:rPr>
+          <w:rFonts w:hint="eastAsia"/>
+        </w:rPr>
+        <w:t>)*</w:t>
       </w:r>
       <w:r>
         <w:rPr>
@@ -881,8 +2380,52 @@
         <w:rPr>
           <w:rFonts w:hint="eastAsia"/>
         </w:rPr>
-        <w:t>，各持股加總為帳戶總風險</w:t>
-      </w:r>
+        <w:t>，</w:t>
+      </w:r>
+      <w:r>
+        <w:rPr>
+          <w:rFonts w:hint="eastAsia"/>
+        </w:rPr>
+        <w:t>如果該股票尚未出場，就用規劃的停損，如果</w:t>
+      </w:r>
+      <w:r>
+        <w:rPr>
+          <w:rFonts w:hint="eastAsia"/>
+        </w:rPr>
+        <w:t>股票</w:t>
+      </w:r>
+      <w:r>
+        <w:rPr>
+          <w:rFonts w:hint="eastAsia"/>
+        </w:rPr>
+        <w:t>已有</w:t>
+      </w:r>
+      <w:r>
+        <w:rPr>
+          <w:rFonts w:hint="eastAsia"/>
+        </w:rPr>
+        <w:t>出場</w:t>
+      </w:r>
+      <w:r>
+        <w:rPr>
+          <w:rFonts w:hint="eastAsia"/>
+        </w:rPr>
+        <w:t>，就用實際損益，各持股</w:t>
+      </w:r>
+      <w:r>
+        <w:rPr>
+          <w:rFonts w:hint="eastAsia"/>
+        </w:rPr>
+        <w:t>加總為帳戶總風險</w:t>
+      </w:r>
+    </w:p>
+    <w:bookmarkEnd w:id="0"/>
+    <w:p>
+      <w:pPr>
+        <w:rPr>
+          <w:rFonts w:hint="eastAsia"/>
+        </w:rPr>
+      </w:pPr>
     </w:p>
     <w:sectPr>
       <w:pgSz w:w="11906" w:h="16838"/>
